--- a/examples/example_infographic_timeline.docx
+++ b/examples/example_infographic_timeline.docx
@@ -645,7 +645,7 @@
               <w:rPr>
                 <w:color w:val="24476B"/>
               </w:rPr>
-              <w:t>Computer vision</w:t>
+              <w:t>Edge AI</w:t>
             </w:r>
           </w:p>
           <w:p>
@@ -654,7 +654,7 @@
               <w:keepNext w:val="0"/>
             </w:pPr>
             <w:r>
-              <w:t>Image super-resolution</w:t>
+              <w:t>NVIDIA Jetson deployment</w:t>
             </w:r>
           </w:p>
           <w:p>
@@ -667,7 +667,7 @@
               <w:drawing>
                 <wp:inline xmlns:a="http://schemas.openxmlformats.org/drawingml/2006/main" xmlns:pic="http://schemas.openxmlformats.org/drawingml/2006/picture">
                   <wp:extent cx="1612800" cy="51829"/>
-                  <wp:docPr id="8" name="Picture 8" descr="Image super-resolution: 4 of 5 (self-assessed)" title="Image super-resolution"/>
+                  <wp:docPr id="8" name="Picture 8" descr="NVIDIA Jetson deployment: 4 of 5 (self-assessed)" title="NVIDIA Jetson deployment"/>
                   <wp:cNvGraphicFramePr>
                     <a:graphicFrameLocks noChangeAspect="1"/>
                   </wp:cNvGraphicFramePr>
@@ -680,56 +680,6 @@
                         </pic:nvPicPr>
                         <pic:blipFill>
                           <a:blip r:embed="rId13"/>
-                          <a:stretch>
-                            <a:fillRect/>
-                          </a:stretch>
-                        </pic:blipFill>
-                        <pic:spPr>
-                          <a:xfrm>
-                            <a:off x="0" y="0"/>
-                            <a:ext cx="1612800" cy="51829"/>
-                          </a:xfrm>
-                          <a:prstGeom prst="rect"/>
-                        </pic:spPr>
-                      </pic:pic>
-                    </a:graphicData>
-                  </a:graphic>
-                </wp:inline>
-              </w:drawing>
-            </w:r>
-          </w:p>
-          <w:p>
-            <w:pPr>
-              <w:pStyle w:val="RISBarLabel"/>
-              <w:keepNext w:val="0"/>
-            </w:pPr>
-            <w:r>
-              <w:t>Object detection</w:t>
-            </w:r>
-          </w:p>
-          <w:p>
-            <w:pPr>
-              <w:keepNext w:val="0"/>
-              <w:spacing w:after="70"/>
-              <w:jc w:val="left"/>
-            </w:pPr>
-            <w:r>
-              <w:drawing>
-                <wp:inline xmlns:a="http://schemas.openxmlformats.org/drawingml/2006/main" xmlns:pic="http://schemas.openxmlformats.org/drawingml/2006/picture">
-                  <wp:extent cx="1612800" cy="51829"/>
-                  <wp:docPr id="9" name="Picture 9" descr="Object detection: 3 of 5 (self-assessed)" title="Object detection"/>
-                  <wp:cNvGraphicFramePr>
-                    <a:graphicFrameLocks noChangeAspect="1"/>
-                  </wp:cNvGraphicFramePr>
-                  <a:graphic>
-                    <a:graphicData uri="http://schemas.openxmlformats.org/drawingml/2006/picture">
-                      <pic:pic>
-                        <pic:nvPicPr>
-                          <pic:cNvPr id="0" name="image.png"/>
-                          <pic:cNvPicPr/>
-                        </pic:nvPicPr>
-                        <pic:blipFill>
-                          <a:blip r:embed="rId14"/>
                           <a:stretch>
                             <a:fillRect/>
                           </a:stretch>
@@ -790,7 +740,7 @@
               <w:drawing>
                 <wp:inline xmlns:a="http://schemas.openxmlformats.org/drawingml/2006/main" xmlns:pic="http://schemas.openxmlformats.org/drawingml/2006/picture">
                   <wp:extent cx="1612800" cy="51829"/>
-                  <wp:docPr id="10" name="Picture 10" descr="UAV payload integration: 3 of 5 (self-assessed)" title="UAV payload integration"/>
+                  <wp:docPr id="9" name="Picture 9" descr="UAV payload integration: 3 of 5 (self-assessed)" title="UAV payload integration"/>
                   <wp:cNvGraphicFramePr>
                     <a:graphicFrameLocks noChangeAspect="1"/>
                   </wp:cNvGraphicFramePr>
@@ -841,7 +791,7 @@
               <w:rPr>
                 <w:color w:val="24476B"/>
               </w:rPr>
-              <w:t>Edge AI</w:t>
+              <w:t>AI / machine learning</w:t>
             </w:r>
           </w:p>
           <w:p>
@@ -850,7 +800,7 @@
               <w:keepNext w:val="0"/>
             </w:pPr>
             <w:r>
-              <w:t>NVIDIA Jetson deployment</w:t>
+              <w:t>PyTorch</w:t>
             </w:r>
           </w:p>
           <w:p>
@@ -863,80 +813,7 @@
               <w:drawing>
                 <wp:inline xmlns:a="http://schemas.openxmlformats.org/drawingml/2006/main" xmlns:pic="http://schemas.openxmlformats.org/drawingml/2006/picture">
                   <wp:extent cx="1612800" cy="51829"/>
-                  <wp:docPr id="11" name="Picture 11" descr="NVIDIA Jetson deployment: 4 of 5 (self-assessed)" title="NVIDIA Jetson deployment"/>
-                  <wp:cNvGraphicFramePr>
-                    <a:graphicFrameLocks noChangeAspect="1"/>
-                  </wp:cNvGraphicFramePr>
-                  <a:graphic>
-                    <a:graphicData uri="http://schemas.openxmlformats.org/drawingml/2006/picture">
-                      <pic:pic>
-                        <pic:nvPicPr>
-                          <pic:cNvPr id="0" name="image.png"/>
-                          <pic:cNvPicPr/>
-                        </pic:nvPicPr>
-                        <pic:blipFill>
-                          <a:blip r:embed="rId13"/>
-                          <a:stretch>
-                            <a:fillRect/>
-                          </a:stretch>
-                        </pic:blipFill>
-                        <pic:spPr>
-                          <a:xfrm>
-                            <a:off x="0" y="0"/>
-                            <a:ext cx="1612800" cy="51829"/>
-                          </a:xfrm>
-                          <a:prstGeom prst="rect"/>
-                        </pic:spPr>
-                      </pic:pic>
-                    </a:graphicData>
-                  </a:graphic>
-                </wp:inline>
-              </w:drawing>
-            </w:r>
-          </w:p>
-          <w:p>
-            <w:pPr>
-              <w:spacing w:before="0" w:after="0" w:lineRule="exact" w:line="60"/>
-            </w:pPr>
-            <w:r>
-              <w:rPr>
-                <w:sz w:val="2"/>
-              </w:rPr>
-            </w:r>
-          </w:p>
-          <w:p>
-            <w:pPr>
-              <w:pStyle w:val="RISSidebarTitle"/>
-              <w:keepNext w:val="0"/>
-              <w:spacing w:after="40"/>
-            </w:pPr>
-            <w:r>
-              <w:rPr>
-                <w:color w:val="24476B"/>
-              </w:rPr>
-              <w:t>AI / machine learning</w:t>
-            </w:r>
-          </w:p>
-          <w:p>
-            <w:pPr>
-              <w:pStyle w:val="RISBarLabel"/>
-              <w:keepNext w:val="0"/>
-            </w:pPr>
-            <w:r>
-              <w:t>Deep learning</w:t>
-            </w:r>
-          </w:p>
-          <w:p>
-            <w:pPr>
-              <w:keepNext w:val="0"/>
-              <w:spacing w:after="70"/>
-              <w:jc w:val="left"/>
-            </w:pPr>
-            <w:r>
-              <w:drawing>
-                <wp:inline xmlns:a="http://schemas.openxmlformats.org/drawingml/2006/main" xmlns:pic="http://schemas.openxmlformats.org/drawingml/2006/picture">
-                  <wp:extent cx="1612800" cy="51829"/>
-                  <wp:docPr id="12" name="Picture 12" descr="Deep learning: 4 of 5 (self-assessed)" title="Deep learning"/>
+                  <wp:docPr id="10" name="Picture 10" descr="PyTorch: 4 of 5 (self-assessed)" title="PyTorch"/>
                   <wp:cNvGraphicFramePr>
                     <a:graphicFrameLocks noChangeAspect="1"/>
                   </wp:cNvGraphicFramePr>
@@ -973,7 +850,7 @@
               <w:keepNext w:val="0"/>
             </w:pPr>
             <w:r>
-              <w:t>PyTorch</w:t>
+              <w:t>Deep learning</w:t>
             </w:r>
           </w:p>
           <w:p>
@@ -986,7 +863,7 @@
               <w:drawing>
                 <wp:inline xmlns:a="http://schemas.openxmlformats.org/drawingml/2006/main" xmlns:pic="http://schemas.openxmlformats.org/drawingml/2006/picture">
                   <wp:extent cx="1612800" cy="51829"/>
-                  <wp:docPr id="13" name="Picture 13" descr="PyTorch: 4 of 5 (self-assessed)" title="PyTorch"/>
+                  <wp:docPr id="11" name="Picture 11" descr="Deep learning: 4 of 5 (self-assessed)" title="Deep learning"/>
                   <wp:cNvGraphicFramePr>
                     <a:graphicFrameLocks noChangeAspect="1"/>
                   </wp:cNvGraphicFramePr>
@@ -999,79 +876,6 @@
                         </pic:nvPicPr>
                         <pic:blipFill>
                           <a:blip r:embed="rId13"/>
-                          <a:stretch>
-                            <a:fillRect/>
-                          </a:stretch>
-                        </pic:blipFill>
-                        <pic:spPr>
-                          <a:xfrm>
-                            <a:off x="0" y="0"/>
-                            <a:ext cx="1612800" cy="51829"/>
-                          </a:xfrm>
-                          <a:prstGeom prst="rect"/>
-                        </pic:spPr>
-                      </pic:pic>
-                    </a:graphicData>
-                  </a:graphic>
-                </wp:inline>
-              </w:drawing>
-            </w:r>
-          </w:p>
-          <w:p>
-            <w:pPr>
-              <w:spacing w:before="0" w:after="0" w:lineRule="exact" w:line="60"/>
-            </w:pPr>
-            <w:r>
-              <w:rPr>
-                <w:sz w:val="2"/>
-              </w:rPr>
-            </w:r>
-          </w:p>
-          <w:p>
-            <w:pPr>
-              <w:pStyle w:val="RISSidebarTitle"/>
-              <w:keepNext w:val="0"/>
-              <w:spacing w:after="40"/>
-            </w:pPr>
-            <w:r>
-              <w:rPr>
-                <w:color w:val="24476B"/>
-              </w:rPr>
-              <w:t>Procurement &amp; administration</w:t>
-            </w:r>
-          </w:p>
-          <w:p>
-            <w:pPr>
-              <w:pStyle w:val="RISBarLabel"/>
-              <w:keepNext w:val="0"/>
-            </w:pPr>
-            <w:r>
-              <w:t>Technical procurement (GeM, GFR)</w:t>
-            </w:r>
-          </w:p>
-          <w:p>
-            <w:pPr>
-              <w:keepNext w:val="0"/>
-              <w:spacing w:after="70"/>
-              <w:jc w:val="left"/>
-            </w:pPr>
-            <w:r>
-              <w:drawing>
-                <wp:inline xmlns:a="http://schemas.openxmlformats.org/drawingml/2006/main" xmlns:pic="http://schemas.openxmlformats.org/drawingml/2006/picture">
-                  <wp:extent cx="1612800" cy="51829"/>
-                  <wp:docPr id="14" name="Picture 14" descr="Technical procurement (GeM, GFR): 3 of 5 (self-assessed)" title="Technical procurement (GeM, GFR)"/>
-                  <wp:cNvGraphicFramePr>
-                    <a:graphicFrameLocks noChangeAspect="1"/>
-                  </wp:cNvGraphicFramePr>
-                  <a:graphic>
-                    <a:graphicData uri="http://schemas.openxmlformats.org/drawingml/2006/picture">
-                      <pic:pic>
-                        <pic:nvPicPr>
-                          <pic:cNvPr id="0" name="image.png"/>
-                          <pic:cNvPicPr/>
-                        </pic:nvPicPr>
-                        <pic:blipFill>
-                          <a:blip r:embed="rId14"/>
                           <a:stretch>
                             <a:fillRect/>
                           </a:stretch>
@@ -1132,7 +936,7 @@
               <w:drawing>
                 <wp:inline xmlns:a="http://schemas.openxmlformats.org/drawingml/2006/main" xmlns:pic="http://schemas.openxmlformats.org/drawingml/2006/picture">
                   <wp:extent cx="1612800" cy="51829"/>
-                  <wp:docPr id="15" name="Picture 15" descr="MQTT and Node-RED: 4 of 5 (self-assessed)" title="MQTT and Node-RED"/>
+                  <wp:docPr id="12" name="Picture 12" descr="MQTT and Node-RED: 4 of 5 (self-assessed)" title="MQTT and Node-RED"/>
                   <wp:cNvGraphicFramePr>
                     <a:graphicFrameLocks noChangeAspect="1"/>
                   </wp:cNvGraphicFramePr>
@@ -1182,7 +986,7 @@
               <w:drawing>
                 <wp:inline xmlns:a="http://schemas.openxmlformats.org/drawingml/2006/main" xmlns:pic="http://schemas.openxmlformats.org/drawingml/2006/picture">
                   <wp:extent cx="1612800" cy="51829"/>
-                  <wp:docPr id="16" name="Picture 16" descr="InfluxDB and Grafana: 3 of 5 (self-assessed)" title="InfluxDB and Grafana"/>
+                  <wp:docPr id="13" name="Picture 13" descr="InfluxDB and Grafana: 3 of 5 (self-assessed)" title="InfluxDB and Grafana"/>
                   <wp:cNvGraphicFramePr>
                     <a:graphicFrameLocks noChangeAspect="1"/>
                   </wp:cNvGraphicFramePr>
@@ -1195,6 +999,202 @@
                         </pic:nvPicPr>
                         <pic:blipFill>
                           <a:blip r:embed="rId14"/>
+                          <a:stretch>
+                            <a:fillRect/>
+                          </a:stretch>
+                        </pic:blipFill>
+                        <pic:spPr>
+                          <a:xfrm>
+                            <a:off x="0" y="0"/>
+                            <a:ext cx="1612800" cy="51829"/>
+                          </a:xfrm>
+                          <a:prstGeom prst="rect"/>
+                        </pic:spPr>
+                      </pic:pic>
+                    </a:graphicData>
+                  </a:graphic>
+                </wp:inline>
+              </w:drawing>
+            </w:r>
+          </w:p>
+          <w:p>
+            <w:pPr>
+              <w:spacing w:before="0" w:after="0" w:lineRule="exact" w:line="60"/>
+            </w:pPr>
+            <w:r>
+              <w:rPr>
+                <w:sz w:val="2"/>
+              </w:rPr>
+            </w:r>
+          </w:p>
+          <w:p>
+            <w:pPr>
+              <w:pStyle w:val="RISSidebarTitle"/>
+              <w:keepNext w:val="0"/>
+              <w:spacing w:after="40"/>
+            </w:pPr>
+            <w:r>
+              <w:rPr>
+                <w:color w:val="24476B"/>
+              </w:rPr>
+              <w:t>Computer vision</w:t>
+            </w:r>
+          </w:p>
+          <w:p>
+            <w:pPr>
+              <w:pStyle w:val="RISBarLabel"/>
+              <w:keepNext w:val="0"/>
+            </w:pPr>
+            <w:r>
+              <w:t>Image super-resolution</w:t>
+            </w:r>
+          </w:p>
+          <w:p>
+            <w:pPr>
+              <w:keepNext w:val="0"/>
+              <w:spacing w:after="70"/>
+              <w:jc w:val="left"/>
+            </w:pPr>
+            <w:r>
+              <w:drawing>
+                <wp:inline xmlns:a="http://schemas.openxmlformats.org/drawingml/2006/main" xmlns:pic="http://schemas.openxmlformats.org/drawingml/2006/picture">
+                  <wp:extent cx="1612800" cy="51829"/>
+                  <wp:docPr id="14" name="Picture 14" descr="Image super-resolution: 4 of 5 (self-assessed)" title="Image super-resolution"/>
+                  <wp:cNvGraphicFramePr>
+                    <a:graphicFrameLocks noChangeAspect="1"/>
+                  </wp:cNvGraphicFramePr>
+                  <a:graphic>
+                    <a:graphicData uri="http://schemas.openxmlformats.org/drawingml/2006/picture">
+                      <pic:pic>
+                        <pic:nvPicPr>
+                          <pic:cNvPr id="0" name="image.png"/>
+                          <pic:cNvPicPr/>
+                        </pic:nvPicPr>
+                        <pic:blipFill>
+                          <a:blip r:embed="rId13"/>
+                          <a:stretch>
+                            <a:fillRect/>
+                          </a:stretch>
+                        </pic:blipFill>
+                        <pic:spPr>
+                          <a:xfrm>
+                            <a:off x="0" y="0"/>
+                            <a:ext cx="1612800" cy="51829"/>
+                          </a:xfrm>
+                          <a:prstGeom prst="rect"/>
+                        </pic:spPr>
+                      </pic:pic>
+                    </a:graphicData>
+                  </a:graphic>
+                </wp:inline>
+              </w:drawing>
+            </w:r>
+          </w:p>
+          <w:p>
+            <w:pPr>
+              <w:pStyle w:val="RISBarLabel"/>
+              <w:keepNext w:val="0"/>
+            </w:pPr>
+            <w:r>
+              <w:t>Object detection</w:t>
+            </w:r>
+          </w:p>
+          <w:p>
+            <w:pPr>
+              <w:keepNext w:val="0"/>
+              <w:spacing w:after="70"/>
+              <w:jc w:val="left"/>
+            </w:pPr>
+            <w:r>
+              <w:drawing>
+                <wp:inline xmlns:a="http://schemas.openxmlformats.org/drawingml/2006/main" xmlns:pic="http://schemas.openxmlformats.org/drawingml/2006/picture">
+                  <wp:extent cx="1612800" cy="51829"/>
+                  <wp:docPr id="15" name="Picture 15" descr="Object detection: 3 of 5 (self-assessed)" title="Object detection"/>
+                  <wp:cNvGraphicFramePr>
+                    <a:graphicFrameLocks noChangeAspect="1"/>
+                  </wp:cNvGraphicFramePr>
+                  <a:graphic>
+                    <a:graphicData uri="http://schemas.openxmlformats.org/drawingml/2006/picture">
+                      <pic:pic>
+                        <pic:nvPicPr>
+                          <pic:cNvPr id="0" name="image.png"/>
+                          <pic:cNvPicPr/>
+                        </pic:nvPicPr>
+                        <pic:blipFill>
+                          <a:blip r:embed="rId14"/>
+                          <a:stretch>
+                            <a:fillRect/>
+                          </a:stretch>
+                        </pic:blipFill>
+                        <pic:spPr>
+                          <a:xfrm>
+                            <a:off x="0" y="0"/>
+                            <a:ext cx="1612800" cy="51829"/>
+                          </a:xfrm>
+                          <a:prstGeom prst="rect"/>
+                        </pic:spPr>
+                      </pic:pic>
+                    </a:graphicData>
+                  </a:graphic>
+                </wp:inline>
+              </w:drawing>
+            </w:r>
+          </w:p>
+          <w:p>
+            <w:pPr>
+              <w:spacing w:before="0" w:after="0" w:lineRule="exact" w:line="60"/>
+            </w:pPr>
+            <w:r>
+              <w:rPr>
+                <w:sz w:val="2"/>
+              </w:rPr>
+            </w:r>
+          </w:p>
+          <w:p>
+            <w:pPr>
+              <w:pStyle w:val="RISSidebarTitle"/>
+              <w:keepNext w:val="0"/>
+              <w:spacing w:after="40"/>
+            </w:pPr>
+            <w:r>
+              <w:rPr>
+                <w:color w:val="24476B"/>
+              </w:rPr>
+              <w:t>GPU computing</w:t>
+            </w:r>
+          </w:p>
+          <w:p>
+            <w:pPr>
+              <w:pStyle w:val="RISBarLabel"/>
+              <w:keepNext w:val="0"/>
+            </w:pPr>
+            <w:r>
+              <w:t>CUDA / GPU computing</w:t>
+            </w:r>
+          </w:p>
+          <w:p>
+            <w:pPr>
+              <w:keepNext w:val="0"/>
+              <w:spacing w:after="70"/>
+              <w:jc w:val="left"/>
+            </w:pPr>
+            <w:r>
+              <w:drawing>
+                <wp:inline xmlns:a="http://schemas.openxmlformats.org/drawingml/2006/main" xmlns:pic="http://schemas.openxmlformats.org/drawingml/2006/picture">
+                  <wp:extent cx="1612800" cy="51829"/>
+                  <wp:docPr id="16" name="Picture 16" descr="CUDA / GPU computing: 2 of 5 (self-assessed)" title="CUDA / GPU computing"/>
+                  <wp:cNvGraphicFramePr>
+                    <a:graphicFrameLocks noChangeAspect="1"/>
+                  </wp:cNvGraphicFramePr>
+                  <a:graphic>
+                    <a:graphicData uri="http://schemas.openxmlformats.org/drawingml/2006/picture">
+                      <pic:pic>
+                        <pic:nvPicPr>
+                          <pic:cNvPr id="0" name="image.png"/>
+                          <pic:cNvPicPr/>
+                        </pic:nvPicPr>
+                        <pic:blipFill>
+                          <a:blip r:embed="rId15"/>
                           <a:stretch>
                             <a:fillRect/>
                           </a:stretch>
@@ -1552,7 +1552,7 @@
               <w:rPr>
                 <w:color w:val="24476B"/>
               </w:rPr>
-              <w:t>GPU computing</w:t>
+              <w:t>Procurement &amp; administration</w:t>
             </w:r>
           </w:p>
           <w:p>
@@ -1561,7 +1561,7 @@
               <w:keepNext w:val="0"/>
             </w:pPr>
             <w:r>
-              <w:t>CUDA / GPU computing</w:t>
+              <w:t>Technical procurement (GeM, GFR)</w:t>
             </w:r>
           </w:p>
           <w:p>
@@ -1574,7 +1574,7 @@
               <w:drawing>
                 <wp:inline xmlns:a="http://schemas.openxmlformats.org/drawingml/2006/main" xmlns:pic="http://schemas.openxmlformats.org/drawingml/2006/picture">
                   <wp:extent cx="1612800" cy="51829"/>
-                  <wp:docPr id="22" name="Picture 22" descr="CUDA / GPU computing: 2 of 5 (self-assessed)" title="CUDA / GPU computing"/>
+                  <wp:docPr id="22" name="Picture 22" descr="Technical procurement (GeM, GFR): 3 of 5 (self-assessed)" title="Technical procurement (GeM, GFR)"/>
                   <wp:cNvGraphicFramePr>
                     <a:graphicFrameLocks noChangeAspect="1"/>
                   </wp:cNvGraphicFramePr>
@@ -1586,7 +1586,7 @@
                           <pic:cNvPicPr/>
                         </pic:nvPicPr>
                         <pic:blipFill>
-                          <a:blip r:embed="rId15"/>
+                          <a:blip r:embed="rId14"/>
                           <a:stretch>
                             <a:fillRect/>
                           </a:stretch>
@@ -1917,6 +1917,35 @@
               <w:spacing w:before="40"/>
             </w:pPr>
             <w:r>
+              <w:t>Upper-air instrumentation</w:t>
+            </w:r>
+            <w:r>
+              <w:rPr>
+                <w:color w:val="525C66"/>
+              </w:rPr>
+              <w:t xml:space="preserve">  ·  10 years</w:t>
+            </w:r>
+          </w:p>
+          <w:p>
+            <w:pPr>
+              <w:pStyle w:val="RISDefText"/>
+              <w:keepNext w:val="0"/>
+              <w:pBdr>
+                <w:bottom w:val="single" w:sz="3" w:space="3" w:color="24476B"/>
+              </w:pBdr>
+              <w:spacing w:after="40"/>
+            </w:pPr>
+            <w:r>
+              <w:t>Planning, testing and maintenance of radiosonde ground systems and upper-air instruments; division workshop management; technical evaluation of procurements.</w:t>
+            </w:r>
+          </w:p>
+          <w:p>
+            <w:pPr>
+              <w:pStyle w:val="RISDefLabel"/>
+              <w:keepNext w:val="0"/>
+              <w:spacing w:before="40"/>
+            </w:pPr>
+            <w:r>
               <w:t>Edge AI for aerial imagery</w:t>
             </w:r>
             <w:r>
@@ -1946,35 +1975,6 @@
               <w:spacing w:before="40"/>
             </w:pPr>
             <w:r>
-              <w:t>Upper-air instrumentation</w:t>
-            </w:r>
-            <w:r>
-              <w:rPr>
-                <w:color w:val="525C66"/>
-              </w:rPr>
-              <w:t xml:space="preserve">  ·  10 years</w:t>
-            </w:r>
-          </w:p>
-          <w:p>
-            <w:pPr>
-              <w:pStyle w:val="RISDefText"/>
-              <w:keepNext w:val="0"/>
-              <w:pBdr>
-                <w:bottom w:val="single" w:sz="3" w:space="3" w:color="24476B"/>
-              </w:pBdr>
-              <w:spacing w:after="40"/>
-            </w:pPr>
-            <w:r>
-              <w:t>Planning, testing and maintenance of radiosonde ground systems and upper-air instruments; division workshop management; technical evaluation of procurements.</w:t>
-            </w:r>
-          </w:p>
-          <w:p>
-            <w:pPr>
-              <w:pStyle w:val="RISDefLabel"/>
-              <w:keepNext w:val="0"/>
-              <w:spacing w:before="40"/>
-            </w:pPr>
-            <w:r>
               <w:t>IoT monitoring systems</w:t>
             </w:r>
             <w:r>
@@ -1995,578 +1995,6 @@
             </w:pPr>
             <w:r>
               <w:t>Design of MQTT, Node-RED, InfluxDB and Grafana pipelines for monitoring ground-station equipment.</w:t>
-            </w:r>
-          </w:p>
-          <w:p>
-            <w:pPr>
-              <w:pStyle w:val="Heading1"/>
-              <w:keepNext w:val="0"/>
-              <w:pBdr>
-                <w:left w:val="single" w:sz="24" w:space="4" w:color="24476B"/>
-              </w:pBdr>
-            </w:pPr>
-            <w:r>
-              <w:t>CAREER TIMELINE</w:t>
-            </w:r>
-          </w:p>
-          <w:p>
-            <w:pPr>
-              <w:keepNext w:val="0"/>
-              <w:spacing w:after="60"/>
-              <w:jc w:val="center"/>
-            </w:pPr>
-            <w:r>
-              <w:drawing>
-                <wp:inline xmlns:a="http://schemas.openxmlformats.org/drawingml/2006/main" xmlns:pic="http://schemas.openxmlformats.org/drawingml/2006/picture">
-                  <wp:extent cx="4579200" cy="1801802"/>
-                  <wp:docPr id="23" name="Picture 23" descr="Career timeline: Meridian Aug 2002 – May 2004 (1.7 years); Halcyon ADB Jun 2004 – Jun 2016 (11.9 years); Kestrel Lab Jul 2016 – Present (10.2 years)" title="Career timeline"/>
-                  <wp:cNvGraphicFramePr>
-                    <a:graphicFrameLocks noChangeAspect="1"/>
-                  </wp:cNvGraphicFramePr>
-                  <a:graphic>
-                    <a:graphicData uri="http://schemas.openxmlformats.org/drawingml/2006/picture">
-                      <pic:pic>
-                        <pic:nvPicPr>
-                          <pic:cNvPr id="0" name="image.png"/>
-                          <pic:cNvPicPr/>
-                        </pic:nvPicPr>
-                        <pic:blipFill>
-                          <a:blip r:embed="rId16"/>
-                          <a:stretch>
-                            <a:fillRect/>
-                          </a:stretch>
-                        </pic:blipFill>
-                        <pic:spPr>
-                          <a:xfrm>
-                            <a:off x="0" y="0"/>
-                            <a:ext cx="4579200" cy="1801802"/>
-                          </a:xfrm>
-                          <a:prstGeom prst="rect"/>
-                        </pic:spPr>
-                      </pic:pic>
-                    </a:graphicData>
-                  </a:graphic>
-                </wp:inline>
-              </w:drawing>
-            </w:r>
-          </w:p>
-          <w:p>
-            <w:pPr>
-              <w:pStyle w:val="RISLegend"/>
-              <w:keepNext w:val="0"/>
-            </w:pPr>
-            <w:r>
-              <w:rPr>
-                <w:color w:val="24476B"/>
-              </w:rPr>
-              <w:t xml:space="preserve">■ </w:t>
-            </w:r>
-            <w:r>
-              <w:t>Meridian Electronics Limited — Graduate Engineer (Aug 2002 – May 2004): Automated test equipment for avionics units</w:t>
-            </w:r>
-          </w:p>
-          <w:p>
-            <w:pPr>
-              <w:pStyle w:val="RISLegend"/>
-              <w:keepNext w:val="0"/>
-            </w:pPr>
-            <w:r>
-              <w:rPr>
-                <w:color w:val="C77D1A"/>
-              </w:rPr>
-              <w:t xml:space="preserve">■ </w:t>
-            </w:r>
-            <w:r>
-              <w:t>Halcyon Avionics Design Bureau — Senior Design Engineer (Jun 2004 – Jun 2016): Mission-computer integration and environmental qualification</w:t>
-            </w:r>
-          </w:p>
-          <w:p>
-            <w:pPr>
-              <w:pStyle w:val="RISLegend"/>
-              <w:keepNext w:val="0"/>
-            </w:pPr>
-            <w:r>
-              <w:rPr>
-                <w:color w:val="3D7A5E"/>
-              </w:rPr>
-              <w:t xml:space="preserve">■ </w:t>
-            </w:r>
-            <w:r>
-              <w:t>Kestrel Atmospheric Instrumentation Laboratory — Scientist E (Jul 2016 – Present): Upper-air instruments, workshop, IoT and edge-AI programmes</w:t>
-            </w:r>
-          </w:p>
-          <w:p>
-            <w:pPr>
-              <w:pStyle w:val="RISMeta"/>
-              <w:keepNext w:val="0"/>
-            </w:pPr>
-            <w:r>
-              <w:rPr>
-                <w:i/>
-              </w:rPr>
-              <w:t>Bar height shows time in post, calculated from your recorded dates.</w:t>
-            </w:r>
-          </w:p>
-          <w:p>
-            <w:pPr>
-              <w:spacing w:before="0" w:after="0" w:lineRule="exact" w:line="60"/>
-            </w:pPr>
-            <w:r>
-              <w:rPr>
-                <w:sz w:val="2"/>
-              </w:rPr>
-            </w:r>
-          </w:p>
-          <w:p>
-            <w:pPr>
-              <w:pStyle w:val="Heading1"/>
-              <w:keepNext w:val="0"/>
-              <w:pBdr>
-                <w:left w:val="single" w:sz="24" w:space="4" w:color="24476B"/>
-              </w:pBdr>
-            </w:pPr>
-            <w:r>
-              <w:t>PROFESSIONAL EXPERIENCE</w:t>
-            </w:r>
-          </w:p>
-          <w:p>
-            <w:pPr>
-              <w:pStyle w:val="Heading2"/>
-              <w:keepNext w:val="0"/>
-              <w:tabs>
-                <w:tab w:pos="7201" w:val="right"/>
-              </w:tabs>
-            </w:pPr>
-            <w:r>
-              <w:rPr>
-                <w:b/>
-              </w:rPr>
-              <w:t>Scientist E</w:t>
-            </w:r>
-            <w:r>
-              <w:tab/>
-            </w:r>
-            <w:r>
-              <w:t>Jul 2016 – Present</w:t>
-            </w:r>
-          </w:p>
-          <w:p>
-            <w:pPr>
-              <w:pStyle w:val="RISEntrySub"/>
-              <w:keepNext w:val="0"/>
-            </w:pPr>
-            <w:r>
-              <w:rPr>
-                <w:i/>
-              </w:rPr>
-              <w:t>Upper Air Instrumentation Division, Kestrel Atmospheric Instrumentation Laboratory, New Delhi</w:t>
-            </w:r>
-          </w:p>
-          <w:p>
-            <w:pPr>
-              <w:pStyle w:val="RISBody"/>
-              <w:keepNext w:val="0"/>
-            </w:pPr>
-            <w:r>
-              <w:t>Responsible for upper-air observation instruments, the division workshop and the laboratory's IoT and AI/ML activities.</w:t>
-            </w:r>
-          </w:p>
-          <w:p>
-            <w:pPr>
-              <w:pStyle w:val="RISMeta"/>
-              <w:keepNext w:val="0"/>
-            </w:pPr>
-            <w:r>
-              <w:rPr>
-                <w:b/>
-              </w:rPr>
-              <w:t xml:space="preserve">Tools: </w:t>
-            </w:r>
-            <w:r>
-              <w:t>Python, PyTorch, MQTT, Node-RED, InfluxDB, Grafana, Docker</w:t>
-            </w:r>
-          </w:p>
-          <w:p>
-            <w:pPr>
-              <w:pStyle w:val="RISBullet"/>
-              <w:keepNext w:val="0"/>
-              <w:numPr>
-                <w:ilvl w:val="0"/>
-                <w:numId w:val="90"/>
-              </w:numPr>
-              <w:ind w:left="255" w:hanging="255"/>
-            </w:pPr>
-            <w:r>
-              <w:t>Lead a four-member AI/ML group developing lightweight super-resolution and detection models for UAV imagery, deployed on NVIDIA Jetson devices with TensorRT.</w:t>
-            </w:r>
-          </w:p>
-          <w:p>
-            <w:pPr>
-              <w:pStyle w:val="RISBullet"/>
-              <w:keepNext w:val="0"/>
-              <w:numPr>
-                <w:ilvl w:val="0"/>
-                <w:numId w:val="90"/>
-              </w:numPr>
-              <w:ind w:left="255" w:hanging="255"/>
-            </w:pPr>
-            <w:r>
-              <w:t>Led acceptance testing and commissioning of radiosonde ground-receiving systems at three observing stations, writing the test protocol and the defect-tracking procedure.</w:t>
-            </w:r>
-          </w:p>
-          <w:p>
-            <w:pPr>
-              <w:pStyle w:val="RISBullet"/>
-              <w:keepNext w:val="0"/>
-              <w:numPr>
-                <w:ilvl w:val="0"/>
-                <w:numId w:val="90"/>
-              </w:numPr>
-              <w:ind w:left="255" w:hanging="255"/>
-            </w:pPr>
-            <w:r>
-              <w:t>Designed and deployed an IoT monitoring network for laboratory infrastructure (ESP32 sensor nodes, MQTT, Node-RED, InfluxDB and Grafana dashboards) covering temperature, humidity and power quality.</w:t>
-            </w:r>
-          </w:p>
-          <w:p>
-            <w:pPr>
-              <w:pStyle w:val="RISBullet"/>
-              <w:keepNext w:val="0"/>
-              <w:numPr>
-                <w:ilvl w:val="0"/>
-                <w:numId w:val="90"/>
-              </w:numPr>
-              <w:ind w:left="255" w:hanging="255"/>
-            </w:pPr>
-            <w:r>
-              <w:t>Prepared technical specifications and served on bid-evaluation committees for instrument procurement through the Government e-Marketplace in line with the General Financial Rules.</w:t>
-            </w:r>
-          </w:p>
-          <w:p>
-            <w:pPr>
-              <w:pStyle w:val="RISBullet"/>
-              <w:keepNext w:val="0"/>
-              <w:numPr>
-                <w:ilvl w:val="0"/>
-                <w:numId w:val="90"/>
-              </w:numPr>
-              <w:ind w:left="255" w:hanging="255"/>
-            </w:pPr>
-            <w:r>
-              <w:t>Authored standard operating procedures for pre-flight checks and calibration of upper-air instruments used across the division.</w:t>
-            </w:r>
-          </w:p>
-          <w:p>
-            <w:pPr>
-              <w:pStyle w:val="RISChildTitle"/>
-              <w:keepNext w:val="0"/>
-              <w:tabs>
-                <w:tab w:pos="7201" w:val="right"/>
-              </w:tabs>
-              <w:ind w:left="255"/>
-            </w:pPr>
-            <w:r>
-              <w:rPr>
-                <w:i/>
-                <w:color w:val="525C66"/>
-              </w:rPr>
-              <w:t xml:space="preserve">Additional charge: </w:t>
-            </w:r>
-            <w:r>
-              <w:rPr>
-                <w:b/>
-              </w:rPr>
-              <w:t>Workshop In-charge</w:t>
-            </w:r>
-            <w:r>
-              <w:t>, Upper Air Division Workshop</w:t>
-            </w:r>
-            <w:r>
-              <w:tab/>
-            </w:r>
-            <w:r>
-              <w:t>Apr 2019 – Present</w:t>
-            </w:r>
-          </w:p>
-          <w:p>
-            <w:pPr>
-              <w:pStyle w:val="RISBody"/>
-              <w:keepNext w:val="0"/>
-              <w:ind w:left="255"/>
-            </w:pPr>
-            <w:r>
-              <w:t>Additional charge of the division workshop supporting instrument repair, fabrication and calibration.</w:t>
-            </w:r>
-          </w:p>
-          <w:p>
-            <w:pPr>
-              <w:pStyle w:val="RISBullet"/>
-              <w:keepNext w:val="0"/>
-              <w:numPr>
-                <w:ilvl w:val="1"/>
-                <w:numId w:val="90"/>
-              </w:numPr>
-              <w:ind w:left="510" w:hanging="255"/>
-            </w:pPr>
-            <w:r>
-              <w:t>Supervise technicians and plan preventive maintenance for workshop test equipment.</w:t>
-            </w:r>
-          </w:p>
-          <w:p>
-            <w:pPr>
-              <w:pStyle w:val="RISBullet"/>
-              <w:keepNext w:val="0"/>
-              <w:numPr>
-                <w:ilvl w:val="1"/>
-                <w:numId w:val="90"/>
-              </w:numPr>
-              <w:ind w:left="510" w:hanging="255"/>
-            </w:pPr>
-            <w:r>
-              <w:t>Introduced a job-card and spares-inventory system for instrument repairs and calibration work.</w:t>
-            </w:r>
-          </w:p>
-          <w:p>
-            <w:pPr>
-              <w:pStyle w:val="RISChildTitle"/>
-              <w:keepNext w:val="0"/>
-              <w:tabs>
-                <w:tab w:pos="7201" w:val="right"/>
-              </w:tabs>
-              <w:ind w:left="255"/>
-            </w:pPr>
-            <w:r>
-              <w:rPr>
-                <w:i/>
-                <w:color w:val="525C66"/>
-              </w:rPr>
-              <w:t xml:space="preserve">Nodal officer: </w:t>
-            </w:r>
-            <w:r>
-              <w:rPr>
-                <w:b/>
-              </w:rPr>
-              <w:t>Nodal Officer, IoT and AI/ML Initiatives</w:t>
-            </w:r>
-            <w:r>
-              <w:tab/>
-            </w:r>
-            <w:r>
-              <w:t>Jan 2021 – Present</w:t>
-            </w:r>
-          </w:p>
-          <w:p>
-            <w:pPr>
-              <w:spacing w:before="0" w:after="0" w:lineRule="exact" w:line="100"/>
-            </w:pPr>
-            <w:r>
-              <w:rPr>
-                <w:sz w:val="2"/>
-              </w:rPr>
-            </w:r>
-          </w:p>
-          <w:p>
-            <w:pPr>
-              <w:pStyle w:val="Heading2"/>
-              <w:keepNext w:val="0"/>
-              <w:tabs>
-                <w:tab w:pos="7201" w:val="right"/>
-              </w:tabs>
-            </w:pPr>
-            <w:r>
-              <w:rPr>
-                <w:b/>
-              </w:rPr>
-              <w:t>Senior Design Engineer</w:t>
-            </w:r>
-            <w:r>
-              <w:tab/>
-            </w:r>
-            <w:r>
-              <w:t>Jun 2004 – Jun 2016</w:t>
-            </w:r>
-          </w:p>
-          <w:p>
-            <w:pPr>
-              <w:pStyle w:val="RISEntrySub"/>
-              <w:keepNext w:val="0"/>
-            </w:pPr>
-            <w:r>
-              <w:rPr>
-                <w:i/>
-              </w:rPr>
-              <w:t>Avionics Integration Group, Halcyon Avionics Design Bureau, Bengaluru</w:t>
-            </w:r>
-          </w:p>
-          <w:p>
-            <w:pPr>
-              <w:pStyle w:val="RISBody"/>
-              <w:keepNext w:val="0"/>
-            </w:pPr>
-            <w:r>
-              <w:t>Integration and qualification testing of airborne electronics and UAV payloads.</w:t>
-            </w:r>
-          </w:p>
-          <w:p>
-            <w:pPr>
-              <w:pStyle w:val="RISMeta"/>
-              <w:keepNext w:val="0"/>
-            </w:pPr>
-            <w:r>
-              <w:rPr>
-                <w:b/>
-              </w:rPr>
-              <w:t xml:space="preserve">Tools: </w:t>
-            </w:r>
-            <w:r>
-              <w:t>MIL-STD-1553, ARINC 429, LabVIEW, C, MATLAB</w:t>
-            </w:r>
-          </w:p>
-          <w:p>
-            <w:pPr>
-              <w:pStyle w:val="RISBullet"/>
-              <w:keepNext w:val="0"/>
-              <w:numPr>
-                <w:ilvl w:val="0"/>
-                <w:numId w:val="90"/>
-              </w:numPr>
-              <w:ind w:left="255" w:hanging="255"/>
-            </w:pPr>
-            <w:r>
-              <w:t>Developed payload interface electronics for a fixed-wing UAV electro-optical sensor and supported its ground and flight trials.</w:t>
-            </w:r>
-          </w:p>
-          <w:p>
-            <w:pPr>
-              <w:pStyle w:val="RISBullet"/>
-              <w:keepNext w:val="0"/>
-              <w:numPr>
-                <w:ilvl w:val="0"/>
-                <w:numId w:val="90"/>
-              </w:numPr>
-              <w:ind w:left="255" w:hanging="255"/>
-            </w:pPr>
-            <w:r>
-              <w:t>Integrated mission-computer and display units on MIL-STD-1553 avionics buses and built the automated test rig used for bench validation.</w:t>
-            </w:r>
-          </w:p>
-          <w:p>
-            <w:pPr>
-              <w:pStyle w:val="RISBullet"/>
-              <w:keepNext w:val="0"/>
-              <w:numPr>
-                <w:ilvl w:val="0"/>
-                <w:numId w:val="90"/>
-              </w:numPr>
-              <w:ind w:left="255" w:hanging="255"/>
-            </w:pPr>
-            <w:r>
-              <w:t>Planned environmental qualification (MIL-STD-810 vibration, temperature and humidity) for line-replaceable units and documented the test results.</w:t>
-            </w:r>
-          </w:p>
-          <w:p>
-            <w:pPr>
-              <w:pStyle w:val="RISBullet"/>
-              <w:keepNext w:val="0"/>
-              <w:numPr>
-                <w:ilvl w:val="0"/>
-                <w:numId w:val="90"/>
-              </w:numPr>
-              <w:ind w:left="255" w:hanging="255"/>
-            </w:pPr>
-            <w:r>
-              <w:t>Mentored graduate engineer trainees on avionics bus protocols and test documentation.</w:t>
-            </w:r>
-          </w:p>
-          <w:p>
-            <w:pPr>
-              <w:spacing w:before="0" w:after="0" w:lineRule="exact" w:line="100"/>
-            </w:pPr>
-            <w:r>
-              <w:rPr>
-                <w:sz w:val="2"/>
-              </w:rPr>
-            </w:r>
-          </w:p>
-          <w:p>
-            <w:pPr>
-              <w:pStyle w:val="Heading2"/>
-              <w:keepNext w:val="0"/>
-              <w:tabs>
-                <w:tab w:pos="7201" w:val="right"/>
-              </w:tabs>
-            </w:pPr>
-            <w:r>
-              <w:rPr>
-                <w:b/>
-              </w:rPr>
-              <w:t>Graduate Engineer</w:t>
-            </w:r>
-            <w:r>
-              <w:tab/>
-            </w:r>
-            <w:r>
-              <w:t>Aug 2002 – May 2004</w:t>
-            </w:r>
-          </w:p>
-          <w:p>
-            <w:pPr>
-              <w:pStyle w:val="RISEntrySub"/>
-              <w:keepNext w:val="0"/>
-            </w:pPr>
-            <w:r>
-              <w:rPr>
-                <w:i/>
-              </w:rPr>
-              <w:t>Test Systems Group, Meridian Electronics Limited, Bengaluru</w:t>
-            </w:r>
-          </w:p>
-          <w:p>
-            <w:pPr>
-              <w:pStyle w:val="RISBody"/>
-              <w:keepNext w:val="0"/>
-            </w:pPr>
-            <w:r>
-              <w:t>Built automated test equipment for avionics line-replaceable units.</w:t>
-            </w:r>
-          </w:p>
-          <w:p>
-            <w:pPr>
-              <w:pStyle w:val="RISMeta"/>
-              <w:keepNext w:val="0"/>
-            </w:pPr>
-            <w:r>
-              <w:rPr>
-                <w:b/>
-              </w:rPr>
-              <w:t xml:space="preserve">Tools: </w:t>
-            </w:r>
-            <w:r>
-              <w:t>LabVIEW, C</w:t>
-            </w:r>
-          </w:p>
-          <w:p>
-            <w:pPr>
-              <w:pStyle w:val="RISBullet"/>
-              <w:keepNext w:val="0"/>
-              <w:numPr>
-                <w:ilvl w:val="0"/>
-                <w:numId w:val="90"/>
-              </w:numPr>
-              <w:ind w:left="255" w:hanging="255"/>
-            </w:pPr>
-            <w:r>
-              <w:t>Developed LabVIEW test sequences for power-supply and interface boards of avionics units.</w:t>
-            </w:r>
-          </w:p>
-          <w:p>
-            <w:pPr>
-              <w:spacing w:before="0" w:after="0" w:lineRule="exact" w:line="100"/>
-            </w:pPr>
-            <w:r>
-              <w:rPr>
-                <w:sz w:val="2"/>
-              </w:rPr>
             </w:r>
           </w:p>
           <w:p>
@@ -2953,6 +2381,578 @@
               </w:pBdr>
             </w:pPr>
             <w:r>
+              <w:t>CAREER TIMELINE</w:t>
+            </w:r>
+          </w:p>
+          <w:p>
+            <w:pPr>
+              <w:keepNext w:val="0"/>
+              <w:spacing w:after="60"/>
+              <w:jc w:val="center"/>
+            </w:pPr>
+            <w:r>
+              <w:drawing>
+                <wp:inline xmlns:a="http://schemas.openxmlformats.org/drawingml/2006/main" xmlns:pic="http://schemas.openxmlformats.org/drawingml/2006/picture">
+                  <wp:extent cx="4579200" cy="1801802"/>
+                  <wp:docPr id="23" name="Picture 23" descr="Career timeline: Meridian Aug 2002 – May 2004 (1.7 years); Halcyon ADB Jun 2004 – Jun 2016 (11.9 years); Kestrel Lab Jul 2016 – Present (10.2 years)" title="Career timeline"/>
+                  <wp:cNvGraphicFramePr>
+                    <a:graphicFrameLocks noChangeAspect="1"/>
+                  </wp:cNvGraphicFramePr>
+                  <a:graphic>
+                    <a:graphicData uri="http://schemas.openxmlformats.org/drawingml/2006/picture">
+                      <pic:pic>
+                        <pic:nvPicPr>
+                          <pic:cNvPr id="0" name="image.png"/>
+                          <pic:cNvPicPr/>
+                        </pic:nvPicPr>
+                        <pic:blipFill>
+                          <a:blip r:embed="rId16"/>
+                          <a:stretch>
+                            <a:fillRect/>
+                          </a:stretch>
+                        </pic:blipFill>
+                        <pic:spPr>
+                          <a:xfrm>
+                            <a:off x="0" y="0"/>
+                            <a:ext cx="4579200" cy="1801802"/>
+                          </a:xfrm>
+                          <a:prstGeom prst="rect"/>
+                        </pic:spPr>
+                      </pic:pic>
+                    </a:graphicData>
+                  </a:graphic>
+                </wp:inline>
+              </w:drawing>
+            </w:r>
+          </w:p>
+          <w:p>
+            <w:pPr>
+              <w:pStyle w:val="RISLegend"/>
+              <w:keepNext w:val="0"/>
+            </w:pPr>
+            <w:r>
+              <w:rPr>
+                <w:color w:val="24476B"/>
+              </w:rPr>
+              <w:t xml:space="preserve">■ </w:t>
+            </w:r>
+            <w:r>
+              <w:t>Meridian Electronics Limited — Graduate Engineer (Aug 2002 – May 2004): Automated test equipment for avionics units</w:t>
+            </w:r>
+          </w:p>
+          <w:p>
+            <w:pPr>
+              <w:pStyle w:val="RISLegend"/>
+              <w:keepNext w:val="0"/>
+            </w:pPr>
+            <w:r>
+              <w:rPr>
+                <w:color w:val="C77D1A"/>
+              </w:rPr>
+              <w:t xml:space="preserve">■ </w:t>
+            </w:r>
+            <w:r>
+              <w:t>Halcyon Avionics Design Bureau — Senior Design Engineer (Jun 2004 – Jun 2016): Mission-computer integration and environmental qualification</w:t>
+            </w:r>
+          </w:p>
+          <w:p>
+            <w:pPr>
+              <w:pStyle w:val="RISLegend"/>
+              <w:keepNext w:val="0"/>
+            </w:pPr>
+            <w:r>
+              <w:rPr>
+                <w:color w:val="3D7A5E"/>
+              </w:rPr>
+              <w:t xml:space="preserve">■ </w:t>
+            </w:r>
+            <w:r>
+              <w:t>Kestrel Atmospheric Instrumentation Laboratory — Scientist E (Jul 2016 – Present): Upper-air instruments, workshop, IoT and edge-AI programmes</w:t>
+            </w:r>
+          </w:p>
+          <w:p>
+            <w:pPr>
+              <w:pStyle w:val="RISMeta"/>
+              <w:keepNext w:val="0"/>
+            </w:pPr>
+            <w:r>
+              <w:rPr>
+                <w:i/>
+              </w:rPr>
+              <w:t>Bar height shows time in post, calculated from your recorded dates.</w:t>
+            </w:r>
+          </w:p>
+          <w:p>
+            <w:pPr>
+              <w:spacing w:before="0" w:after="0" w:lineRule="exact" w:line="60"/>
+            </w:pPr>
+            <w:r>
+              <w:rPr>
+                <w:sz w:val="2"/>
+              </w:rPr>
+            </w:r>
+          </w:p>
+          <w:p>
+            <w:pPr>
+              <w:pStyle w:val="Heading1"/>
+              <w:keepNext w:val="0"/>
+              <w:pBdr>
+                <w:left w:val="single" w:sz="24" w:space="4" w:color="24476B"/>
+              </w:pBdr>
+            </w:pPr>
+            <w:r>
+              <w:t>PROFESSIONAL EXPERIENCE</w:t>
+            </w:r>
+          </w:p>
+          <w:p>
+            <w:pPr>
+              <w:pStyle w:val="Heading2"/>
+              <w:keepNext w:val="0"/>
+              <w:tabs>
+                <w:tab w:pos="7201" w:val="right"/>
+              </w:tabs>
+            </w:pPr>
+            <w:r>
+              <w:rPr>
+                <w:b/>
+              </w:rPr>
+              <w:t>Scientist E</w:t>
+            </w:r>
+            <w:r>
+              <w:tab/>
+            </w:r>
+            <w:r>
+              <w:t>Jul 2016 – Present</w:t>
+            </w:r>
+          </w:p>
+          <w:p>
+            <w:pPr>
+              <w:pStyle w:val="RISEntrySub"/>
+              <w:keepNext w:val="0"/>
+            </w:pPr>
+            <w:r>
+              <w:rPr>
+                <w:i/>
+              </w:rPr>
+              <w:t>Upper Air Instrumentation Division, Kestrel Atmospheric Instrumentation Laboratory, New Delhi</w:t>
+            </w:r>
+          </w:p>
+          <w:p>
+            <w:pPr>
+              <w:pStyle w:val="RISBody"/>
+              <w:keepNext w:val="0"/>
+            </w:pPr>
+            <w:r>
+              <w:t>Responsible for upper-air observation instruments, the division workshop and the laboratory's IoT and AI/ML activities.</w:t>
+            </w:r>
+          </w:p>
+          <w:p>
+            <w:pPr>
+              <w:pStyle w:val="RISMeta"/>
+              <w:keepNext w:val="0"/>
+            </w:pPr>
+            <w:r>
+              <w:rPr>
+                <w:b/>
+              </w:rPr>
+              <w:t xml:space="preserve">Tools: </w:t>
+            </w:r>
+            <w:r>
+              <w:t>Python, PyTorch, MQTT, Node-RED, InfluxDB, Grafana, Docker</w:t>
+            </w:r>
+          </w:p>
+          <w:p>
+            <w:pPr>
+              <w:pStyle w:val="RISBullet"/>
+              <w:keepNext w:val="0"/>
+              <w:numPr>
+                <w:ilvl w:val="0"/>
+                <w:numId w:val="90"/>
+              </w:numPr>
+              <w:ind w:left="255" w:hanging="255"/>
+            </w:pPr>
+            <w:r>
+              <w:t>Lead a four-member AI/ML group developing lightweight super-resolution and detection models for UAV imagery, deployed on NVIDIA Jetson devices with TensorRT.</w:t>
+            </w:r>
+          </w:p>
+          <w:p>
+            <w:pPr>
+              <w:pStyle w:val="RISBullet"/>
+              <w:keepNext w:val="0"/>
+              <w:numPr>
+                <w:ilvl w:val="0"/>
+                <w:numId w:val="90"/>
+              </w:numPr>
+              <w:ind w:left="255" w:hanging="255"/>
+            </w:pPr>
+            <w:r>
+              <w:t>Led acceptance testing and commissioning of radiosonde ground-receiving systems at three observing stations, writing the test protocol and the defect-tracking procedure.</w:t>
+            </w:r>
+          </w:p>
+          <w:p>
+            <w:pPr>
+              <w:pStyle w:val="RISBullet"/>
+              <w:keepNext w:val="0"/>
+              <w:numPr>
+                <w:ilvl w:val="0"/>
+                <w:numId w:val="90"/>
+              </w:numPr>
+              <w:ind w:left="255" w:hanging="255"/>
+            </w:pPr>
+            <w:r>
+              <w:t>Designed and deployed an IoT monitoring network for laboratory infrastructure (ESP32 sensor nodes, MQTT, Node-RED, InfluxDB and Grafana dashboards) covering temperature, humidity and power quality.</w:t>
+            </w:r>
+          </w:p>
+          <w:p>
+            <w:pPr>
+              <w:pStyle w:val="RISBullet"/>
+              <w:keepNext w:val="0"/>
+              <w:numPr>
+                <w:ilvl w:val="0"/>
+                <w:numId w:val="90"/>
+              </w:numPr>
+              <w:ind w:left="255" w:hanging="255"/>
+            </w:pPr>
+            <w:r>
+              <w:t>Prepared technical specifications and served on bid-evaluation committees for instrument procurement through the Government e-Marketplace in line with the General Financial Rules.</w:t>
+            </w:r>
+          </w:p>
+          <w:p>
+            <w:pPr>
+              <w:pStyle w:val="RISBullet"/>
+              <w:keepNext w:val="0"/>
+              <w:numPr>
+                <w:ilvl w:val="0"/>
+                <w:numId w:val="90"/>
+              </w:numPr>
+              <w:ind w:left="255" w:hanging="255"/>
+            </w:pPr>
+            <w:r>
+              <w:t>Authored standard operating procedures for pre-flight checks and calibration of upper-air instruments used across the division.</w:t>
+            </w:r>
+          </w:p>
+          <w:p>
+            <w:pPr>
+              <w:pStyle w:val="RISChildTitle"/>
+              <w:keepNext w:val="0"/>
+              <w:tabs>
+                <w:tab w:pos="7201" w:val="right"/>
+              </w:tabs>
+              <w:ind w:left="255"/>
+            </w:pPr>
+            <w:r>
+              <w:rPr>
+                <w:i/>
+                <w:color w:val="525C66"/>
+              </w:rPr>
+              <w:t xml:space="preserve">Additional charge: </w:t>
+            </w:r>
+            <w:r>
+              <w:rPr>
+                <w:b/>
+              </w:rPr>
+              <w:t>Workshop In-charge</w:t>
+            </w:r>
+            <w:r>
+              <w:t>, Upper Air Division Workshop</w:t>
+            </w:r>
+            <w:r>
+              <w:tab/>
+            </w:r>
+            <w:r>
+              <w:t>Apr 2019 – Present</w:t>
+            </w:r>
+          </w:p>
+          <w:p>
+            <w:pPr>
+              <w:pStyle w:val="RISBody"/>
+              <w:keepNext w:val="0"/>
+              <w:ind w:left="255"/>
+            </w:pPr>
+            <w:r>
+              <w:t>Additional charge of the division workshop supporting instrument repair, fabrication and calibration.</w:t>
+            </w:r>
+          </w:p>
+          <w:p>
+            <w:pPr>
+              <w:pStyle w:val="RISBullet"/>
+              <w:keepNext w:val="0"/>
+              <w:numPr>
+                <w:ilvl w:val="1"/>
+                <w:numId w:val="90"/>
+              </w:numPr>
+              <w:ind w:left="510" w:hanging="255"/>
+            </w:pPr>
+            <w:r>
+              <w:t>Introduced a job-card and spares-inventory system for instrument repairs and calibration work.</w:t>
+            </w:r>
+          </w:p>
+          <w:p>
+            <w:pPr>
+              <w:pStyle w:val="RISBullet"/>
+              <w:keepNext w:val="0"/>
+              <w:numPr>
+                <w:ilvl w:val="1"/>
+                <w:numId w:val="90"/>
+              </w:numPr>
+              <w:ind w:left="510" w:hanging="255"/>
+            </w:pPr>
+            <w:r>
+              <w:t>Supervise technicians and plan preventive maintenance for workshop test equipment.</w:t>
+            </w:r>
+          </w:p>
+          <w:p>
+            <w:pPr>
+              <w:pStyle w:val="RISChildTitle"/>
+              <w:keepNext w:val="0"/>
+              <w:tabs>
+                <w:tab w:pos="7201" w:val="right"/>
+              </w:tabs>
+              <w:ind w:left="255"/>
+            </w:pPr>
+            <w:r>
+              <w:rPr>
+                <w:i/>
+                <w:color w:val="525C66"/>
+              </w:rPr>
+              <w:t xml:space="preserve">Nodal officer: </w:t>
+            </w:r>
+            <w:r>
+              <w:rPr>
+                <w:b/>
+              </w:rPr>
+              <w:t>Nodal Officer, IoT and AI/ML Initiatives</w:t>
+            </w:r>
+            <w:r>
+              <w:tab/>
+            </w:r>
+            <w:r>
+              <w:t>Jan 2021 – Present</w:t>
+            </w:r>
+          </w:p>
+          <w:p>
+            <w:pPr>
+              <w:spacing w:before="0" w:after="0" w:lineRule="exact" w:line="100"/>
+            </w:pPr>
+            <w:r>
+              <w:rPr>
+                <w:sz w:val="2"/>
+              </w:rPr>
+            </w:r>
+          </w:p>
+          <w:p>
+            <w:pPr>
+              <w:pStyle w:val="Heading2"/>
+              <w:keepNext w:val="0"/>
+              <w:tabs>
+                <w:tab w:pos="7201" w:val="right"/>
+              </w:tabs>
+            </w:pPr>
+            <w:r>
+              <w:rPr>
+                <w:b/>
+              </w:rPr>
+              <w:t>Senior Design Engineer</w:t>
+            </w:r>
+            <w:r>
+              <w:tab/>
+            </w:r>
+            <w:r>
+              <w:t>Jun 2004 – Jun 2016</w:t>
+            </w:r>
+          </w:p>
+          <w:p>
+            <w:pPr>
+              <w:pStyle w:val="RISEntrySub"/>
+              <w:keepNext w:val="0"/>
+            </w:pPr>
+            <w:r>
+              <w:rPr>
+                <w:i/>
+              </w:rPr>
+              <w:t>Avionics Integration Group, Halcyon Avionics Design Bureau, Bengaluru</w:t>
+            </w:r>
+          </w:p>
+          <w:p>
+            <w:pPr>
+              <w:pStyle w:val="RISBody"/>
+              <w:keepNext w:val="0"/>
+            </w:pPr>
+            <w:r>
+              <w:t>Integration and qualification testing of airborne electronics and UAV payloads.</w:t>
+            </w:r>
+          </w:p>
+          <w:p>
+            <w:pPr>
+              <w:pStyle w:val="RISMeta"/>
+              <w:keepNext w:val="0"/>
+            </w:pPr>
+            <w:r>
+              <w:rPr>
+                <w:b/>
+              </w:rPr>
+              <w:t xml:space="preserve">Tools: </w:t>
+            </w:r>
+            <w:r>
+              <w:t>MIL-STD-1553, ARINC 429, LabVIEW, C, MATLAB</w:t>
+            </w:r>
+          </w:p>
+          <w:p>
+            <w:pPr>
+              <w:pStyle w:val="RISBullet"/>
+              <w:keepNext w:val="0"/>
+              <w:numPr>
+                <w:ilvl w:val="0"/>
+                <w:numId w:val="90"/>
+              </w:numPr>
+              <w:ind w:left="255" w:hanging="255"/>
+            </w:pPr>
+            <w:r>
+              <w:t>Developed payload interface electronics for a fixed-wing UAV electro-optical sensor and supported its ground and flight trials.</w:t>
+            </w:r>
+          </w:p>
+          <w:p>
+            <w:pPr>
+              <w:pStyle w:val="RISBullet"/>
+              <w:keepNext w:val="0"/>
+              <w:numPr>
+                <w:ilvl w:val="0"/>
+                <w:numId w:val="90"/>
+              </w:numPr>
+              <w:ind w:left="255" w:hanging="255"/>
+            </w:pPr>
+            <w:r>
+              <w:t>Integrated mission-computer and display units on MIL-STD-1553 avionics buses and built the automated test rig used for bench validation.</w:t>
+            </w:r>
+          </w:p>
+          <w:p>
+            <w:pPr>
+              <w:pStyle w:val="RISBullet"/>
+              <w:keepNext w:val="0"/>
+              <w:numPr>
+                <w:ilvl w:val="0"/>
+                <w:numId w:val="90"/>
+              </w:numPr>
+              <w:ind w:left="255" w:hanging="255"/>
+            </w:pPr>
+            <w:r>
+              <w:t>Mentored graduate engineer trainees on avionics bus protocols and test documentation.</w:t>
+            </w:r>
+          </w:p>
+          <w:p>
+            <w:pPr>
+              <w:pStyle w:val="RISBullet"/>
+              <w:keepNext w:val="0"/>
+              <w:numPr>
+                <w:ilvl w:val="0"/>
+                <w:numId w:val="90"/>
+              </w:numPr>
+              <w:ind w:left="255" w:hanging="255"/>
+            </w:pPr>
+            <w:r>
+              <w:t>Planned environmental qualification (MIL-STD-810 vibration, temperature and humidity) for line-replaceable units and documented the test results.</w:t>
+            </w:r>
+          </w:p>
+          <w:p>
+            <w:pPr>
+              <w:spacing w:before="0" w:after="0" w:lineRule="exact" w:line="100"/>
+            </w:pPr>
+            <w:r>
+              <w:rPr>
+                <w:sz w:val="2"/>
+              </w:rPr>
+            </w:r>
+          </w:p>
+          <w:p>
+            <w:pPr>
+              <w:pStyle w:val="Heading2"/>
+              <w:keepNext w:val="0"/>
+              <w:tabs>
+                <w:tab w:pos="7201" w:val="right"/>
+              </w:tabs>
+            </w:pPr>
+            <w:r>
+              <w:rPr>
+                <w:b/>
+              </w:rPr>
+              <w:t>Graduate Engineer</w:t>
+            </w:r>
+            <w:r>
+              <w:tab/>
+            </w:r>
+            <w:r>
+              <w:t>Aug 2002 – May 2004</w:t>
+            </w:r>
+          </w:p>
+          <w:p>
+            <w:pPr>
+              <w:pStyle w:val="RISEntrySub"/>
+              <w:keepNext w:val="0"/>
+            </w:pPr>
+            <w:r>
+              <w:rPr>
+                <w:i/>
+              </w:rPr>
+              <w:t>Test Systems Group, Meridian Electronics Limited, Bengaluru</w:t>
+            </w:r>
+          </w:p>
+          <w:p>
+            <w:pPr>
+              <w:pStyle w:val="RISBody"/>
+              <w:keepNext w:val="0"/>
+            </w:pPr>
+            <w:r>
+              <w:t>Built automated test equipment for avionics line-replaceable units.</w:t>
+            </w:r>
+          </w:p>
+          <w:p>
+            <w:pPr>
+              <w:pStyle w:val="RISMeta"/>
+              <w:keepNext w:val="0"/>
+            </w:pPr>
+            <w:r>
+              <w:rPr>
+                <w:b/>
+              </w:rPr>
+              <w:t xml:space="preserve">Tools: </w:t>
+            </w:r>
+            <w:r>
+              <w:t>LabVIEW, C</w:t>
+            </w:r>
+          </w:p>
+          <w:p>
+            <w:pPr>
+              <w:pStyle w:val="RISBullet"/>
+              <w:keepNext w:val="0"/>
+              <w:numPr>
+                <w:ilvl w:val="0"/>
+                <w:numId w:val="90"/>
+              </w:numPr>
+              <w:ind w:left="255" w:hanging="255"/>
+            </w:pPr>
+            <w:r>
+              <w:t>Developed LabVIEW test sequences for power-supply and interface boards of avionics units.</w:t>
+            </w:r>
+          </w:p>
+          <w:p>
+            <w:pPr>
+              <w:spacing w:before="0" w:after="0" w:lineRule="exact" w:line="100"/>
+            </w:pPr>
+            <w:r>
+              <w:rPr>
+                <w:sz w:val="2"/>
+              </w:rPr>
+            </w:r>
+          </w:p>
+          <w:p>
+            <w:pPr>
+              <w:pStyle w:val="Heading1"/>
+              <w:keepNext w:val="0"/>
+              <w:pBdr>
+                <w:left w:val="single" w:sz="24" w:space="4" w:color="24476B"/>
+              </w:pBdr>
+            </w:pPr>
+            <w:r>
               <w:t>PUBLICATIONS</w:t>
             </w:r>
           </w:p>
